--- a/Lab4/CCP555 – Lab EC2 (Fragments).docx
+++ b/Lab4/CCP555 – Lab EC2 (Fragments).docx
@@ -4,7 +4,168 @@
   <w:body>
     <w:p>
       <w:r>
-        <w:t xml:space="preserve">  </w:t>
+        <w:rPr>
+          <w:lang w:val="es-ES"/>
+        </w:rPr>
+        <w:t xml:space="preserve"> </w:t>
+      </w:r>
+      <w:r>
+        <w:t>Diba Makki</w:t>
+      </w:r>
+      <w:r>
+        <w:br/>
+        <w:t>144420189</w:t>
+      </w:r>
+      <w:r>
+        <w:br/>
+        <w:t>CCP555NSC</w:t>
+      </w:r>
+      <w:r>
+        <w:br/>
+        <w:t>Fall</w:t>
+      </w:r>
+      <w:r>
+        <w:t xml:space="preserve"> 2025</w:t>
+      </w:r>
+      <w:r>
+        <w:br/>
+        <w:t xml:space="preserve">Lab 4 - </w:t>
+      </w:r>
+      <w:r>
+        <w:t> </w:t>
+      </w:r>
+      <w:r>
+        <w:t>Elastic Compute Cloud (EC2)</w:t>
+      </w:r>
+      <w:r>
+        <w:t xml:space="preserve"> </w:t>
+      </w:r>
+      <w:r>
+        <w:br/>
+      </w:r>
+      <w:r>
+        <w:br/>
+      </w:r>
+      <w:r>
+        <w:br/>
+      </w:r>
+      <w:r>
+        <w:br/>
+      </w:r>
+      <w:r>
+        <w:br/>
+      </w:r>
+      <w:r>
+        <w:br/>
+      </w:r>
+      <w:r>
+        <w:br/>
+      </w:r>
+      <w:r>
+        <w:br/>
+      </w:r>
+      <w:r>
+        <w:br/>
+      </w:r>
+      <w:r>
+        <w:br/>
+      </w:r>
+      <w:r>
+        <w:br/>
+      </w:r>
+      <w:r>
+        <w:br/>
+      </w:r>
+      <w:r>
+        <w:br/>
+      </w:r>
+      <w:r>
+        <w:br/>
+      </w:r>
+      <w:r>
+        <w:br/>
+      </w:r>
+      <w:r>
+        <w:br/>
+      </w:r>
+      <w:r>
+        <w:br/>
+      </w:r>
+      <w:r>
+        <w:br/>
+      </w:r>
+      <w:r>
+        <w:br/>
+      </w:r>
+      <w:r>
+        <w:br/>
+      </w:r>
+      <w:r>
+        <w:br/>
+      </w:r>
+      <w:r>
+        <w:br/>
+      </w:r>
+      <w:r>
+        <w:br/>
+      </w:r>
+      <w:r>
+        <w:br/>
+      </w:r>
+      <w:r>
+        <w:br/>
+      </w:r>
+      <w:r>
+        <w:br/>
+      </w:r>
+      <w:r>
+        <w:br/>
+      </w:r>
+      <w:r>
+        <w:br/>
+      </w:r>
+      <w:r>
+        <w:br/>
+      </w:r>
+      <w:r>
+        <w:br/>
+      </w:r>
+      <w:r>
+        <w:br/>
+      </w:r>
+      <w:r>
+        <w:br/>
+      </w:r>
+      <w:r>
+        <w:br/>
+      </w:r>
+      <w:r>
+        <w:br/>
+      </w:r>
+      <w:r>
+        <w:br/>
+      </w:r>
+      <w:r>
+        <w:br/>
+      </w:r>
+      <w:r>
+        <w:br/>
+      </w:r>
+      <w:r>
+        <w:br/>
+      </w:r>
+      <w:r>
+        <w:br/>
+      </w:r>
+      <w:r>
+        <w:br/>
+      </w:r>
+      <w:r>
+        <w:lastRenderedPageBreak/>
+        <w:br/>
+      </w:r>
+      <w:r>
+        <w:t xml:space="preserve"> </w:t>
       </w:r>
       <w:r>
         <w:rPr>
@@ -46,10 +207,84 @@
       <w:r>
         <w:t xml:space="preserve"> i-097ac13a3b04cad13</w:t>
       </w:r>
+      <w:r>
+        <w:br/>
+      </w:r>
+      <w:r>
+        <w:br/>
+      </w:r>
     </w:p>
     <w:p>
-      <w:r>
-        <w:br/>
+      <w:pPr>
+        <w:rPr>
+          <w:b/>
+          <w:bCs/>
+        </w:rPr>
+      </w:pPr>
+      <w:r>
+        <w:rPr>
+          <w:b/>
+          <w:bCs/>
+        </w:rPr>
+        <w:t>EC2 Instance Details</w:t>
+      </w:r>
+      <w:r>
+        <w:rPr>
+          <w:b/>
+          <w:bCs/>
+        </w:rPr>
+        <w:br/>
+      </w:r>
+      <w:r>
+        <w:t>Shows the AWS EC2 instance information for Lab 4.</w:t>
+      </w:r>
+      <w:r>
+        <w:br/>
+        <w:t xml:space="preserve">The instance ID is </w:t>
+      </w:r>
+      <w:r>
+        <w:rPr>
+          <w:i/>
+          <w:iCs/>
+        </w:rPr>
+        <w:t>i-097ac13a3b04cad13</w:t>
+      </w:r>
+      <w:r>
+        <w:t xml:space="preserve">, type </w:t>
+      </w:r>
+      <w:r>
+        <w:rPr>
+          <w:i/>
+          <w:iCs/>
+        </w:rPr>
+        <w:t>t2.micro</w:t>
+      </w:r>
+      <w:r>
+        <w:t xml:space="preserve">, running in </w:t>
+      </w:r>
+      <w:r>
+        <w:rPr>
+          <w:i/>
+          <w:iCs/>
+        </w:rPr>
+        <w:t>us-east-1</w:t>
+      </w:r>
+      <w:r>
+        <w:t xml:space="preserve">, with public IPv4 address </w:t>
+      </w:r>
+      <w:r>
+        <w:rPr>
+          <w:i/>
+          <w:iCs/>
+        </w:rPr>
+        <w:t>54.197.194.68</w:t>
+      </w:r>
+      <w:r>
+        <w:t>.</w:t>
+      </w:r>
+      <w:r>
+        <w:br/>
+        <w:t>The instance state is Running, confirming that the server is active and ready for deployment.</w:t>
       </w:r>
       <w:r>
         <w:br/>
@@ -115,6 +350,42 @@
       </w:r>
       <w:r>
         <w:rPr>
+          <w:b/>
+          <w:bCs/>
+        </w:rPr>
+        <w:br/>
+        <w:t>F</w:t>
+      </w:r>
+      <w:r>
+        <w:rPr>
+          <w:b/>
+          <w:bCs/>
+        </w:rPr>
+        <w:t>ragments Service Running on EC2</w:t>
+      </w:r>
+      <w:r>
+        <w:rPr>
+          <w:b/>
+          <w:bCs/>
+        </w:rPr>
+        <w:br/>
+      </w:r>
+      <w:r>
+        <w:t>Displays the successful health-check response from the deployed Fragments API at</w:t>
+      </w:r>
+      <w:r>
+        <w:br/>
+        <w:t>http://ec2-54-197-194-68.compute-1.amazonaws.com:8080.</w:t>
+      </w:r>
+      <w:r>
+        <w:br/>
+        <w:t>The JSON output shows the service status as “ok” and identifies Diba Makki as the author.</w:t>
+      </w:r>
+      <w:r>
+        <w:br/>
+      </w:r>
+      <w:r>
+        <w:rPr>
           <w:noProof/>
         </w:rPr>
         <w:drawing>
@@ -173,11 +444,50 @@
         <w:br/>
       </w:r>
       <w:r>
+        <w:br/>
+      </w:r>
+      <w:r>
+        <w:lastRenderedPageBreak/>
+        <w:br/>
+      </w:r>
+      <w:r>
+        <w:br/>
+      </w:r>
+      <w:r>
+        <w:rPr>
+          <w:b/>
+          <w:bCs/>
+        </w:rPr>
+        <w:t>curl Request from EC2 Instance</w:t>
+      </w:r>
+      <w:r>
+        <w:rPr>
+          <w:b/>
+          <w:bCs/>
+        </w:rPr>
+        <w:br/>
+      </w:r>
+      <w:r>
+        <w:t>A curl command was executed directly on the EC2 instance to confirm that the Fragments service responds correctly.</w:t>
+      </w:r>
+      <w:r>
+        <w:br/>
+        <w:t>The returned JSON response matches the health-check output, proving that the backend is functioning inside the container.</w:t>
+      </w:r>
+    </w:p>
+    <w:p>
+      <w:pPr>
+        <w:rPr>
+          <w:b/>
+          <w:bCs/>
+        </w:rPr>
+      </w:pPr>
+      <w:r>
         <w:rPr>
           <w:noProof/>
         </w:rPr>
         <w:drawing>
-          <wp:inline distT="0" distB="0" distL="0" distR="0" wp14:anchorId="1946BD2C" wp14:editId="46D3B866">
+          <wp:inline distT="0" distB="0" distL="0" distR="0" wp14:anchorId="1946BD2C" wp14:editId="1E5D13A1">
             <wp:extent cx="5930900" cy="368300"/>
             <wp:effectExtent l="0" t="0" r="0" b="0"/>
             <wp:docPr id="1106385349" name="Picture 3"/>
@@ -231,6 +541,42 @@
       <w:r>
         <w:br/>
       </w:r>
+      <w:r>
+        <w:br/>
+      </w:r>
+      <w:r>
+        <w:br/>
+      </w:r>
+      <w:r>
+        <w:rPr>
+          <w:b/>
+          <w:bCs/>
+        </w:rPr>
+        <w:t>c</w:t>
+      </w:r>
+      <w:r>
+        <w:rPr>
+          <w:b/>
+          <w:bCs/>
+        </w:rPr>
+        <w:t>url Request to Localhost (8080)</w:t>
+      </w:r>
+      <w:r>
+        <w:rPr>
+          <w:b/>
+          <w:bCs/>
+        </w:rPr>
+        <w:br/>
+      </w:r>
+      <w:r>
+        <w:t>Shows a curl test against localhost:8080 from within the EC2 terminal.</w:t>
+      </w:r>
+      <w:r>
+        <w:br/>
+        <w:t>The HTTP 200 OK status and JSON response confirm that the Docker container is successfully running the Fragments service internally.</w:t>
+      </w:r>
+    </w:p>
+    <w:p>
       <w:r>
         <w:rPr>
           <w:noProof/>
@@ -292,9 +638,202 @@
       </w:r>
       <w:r>
         <w:rPr>
+          <w:b/>
+          <w:bCs/>
+        </w:rPr>
+        <w:br/>
+      </w:r>
+      <w:r>
+        <w:rPr>
+          <w:b/>
+          <w:bCs/>
+        </w:rPr>
+        <w:br/>
+      </w:r>
+      <w:r>
+        <w:rPr>
+          <w:b/>
+          <w:bCs/>
+        </w:rPr>
+        <w:br/>
+      </w:r>
+      <w:r>
+        <w:rPr>
+          <w:b/>
+          <w:bCs/>
+        </w:rPr>
+        <w:br/>
+      </w:r>
+      <w:r>
+        <w:rPr>
+          <w:b/>
+          <w:bCs/>
+        </w:rPr>
+        <w:br/>
+      </w:r>
+      <w:r>
+        <w:rPr>
+          <w:b/>
+          <w:bCs/>
+        </w:rPr>
+        <w:br/>
+      </w:r>
+      <w:r>
+        <w:rPr>
+          <w:b/>
+          <w:bCs/>
+        </w:rPr>
+        <w:br/>
+      </w:r>
+      <w:r>
+        <w:rPr>
+          <w:b/>
+          <w:bCs/>
+        </w:rPr>
+        <w:br/>
+      </w:r>
+      <w:r>
+        <w:rPr>
+          <w:b/>
+          <w:bCs/>
+        </w:rPr>
+        <w:br/>
+      </w:r>
+      <w:r>
+        <w:rPr>
+          <w:b/>
+          <w:bCs/>
+        </w:rPr>
+        <w:br/>
+      </w:r>
+      <w:r>
+        <w:rPr>
+          <w:b/>
+          <w:bCs/>
+        </w:rPr>
+        <w:br/>
+      </w:r>
+      <w:r>
+        <w:rPr>
+          <w:b/>
+          <w:bCs/>
+        </w:rPr>
+        <w:br/>
+      </w:r>
+      <w:r>
+        <w:rPr>
+          <w:b/>
+          <w:bCs/>
+        </w:rPr>
+        <w:br/>
+      </w:r>
+      <w:r>
+        <w:rPr>
+          <w:b/>
+          <w:bCs/>
+        </w:rPr>
+        <w:br/>
+      </w:r>
+      <w:r>
+        <w:rPr>
+          <w:b/>
+          <w:bCs/>
+        </w:rPr>
+        <w:br/>
+      </w:r>
+      <w:r>
+        <w:rPr>
+          <w:b/>
+          <w:bCs/>
+        </w:rPr>
+        <w:br/>
+      </w:r>
+      <w:r>
+        <w:rPr>
+          <w:b/>
+          <w:bCs/>
+        </w:rPr>
+        <w:br/>
+      </w:r>
+      <w:r>
+        <w:rPr>
+          <w:b/>
+          <w:bCs/>
+        </w:rPr>
+        <w:br/>
+      </w:r>
+      <w:r>
+        <w:rPr>
+          <w:b/>
+          <w:bCs/>
+        </w:rPr>
+        <w:br/>
+      </w:r>
+      <w:r>
+        <w:rPr>
+          <w:b/>
+          <w:bCs/>
+        </w:rPr>
+        <w:br/>
+      </w:r>
+      <w:r>
+        <w:rPr>
+          <w:b/>
+          <w:bCs/>
+        </w:rPr>
+        <w:br/>
+      </w:r>
+      <w:r>
+        <w:rPr>
+          <w:b/>
+          <w:bCs/>
+        </w:rPr>
+        <w:br/>
+      </w:r>
+      <w:r>
+        <w:rPr>
+          <w:b/>
+          <w:bCs/>
+        </w:rPr>
+        <w:lastRenderedPageBreak/>
+        <w:br/>
+        <w:t>L</w:t>
+      </w:r>
+      <w:r>
+        <w:rPr>
+          <w:b/>
+          <w:bCs/>
+        </w:rPr>
+        <w:t>aunching AWS Learner Lab</w:t>
+      </w:r>
+      <w:r>
+        <w:br/>
+        <w:t>Demonstrates starting the AWS Academy Learner Lab environment.</w:t>
+      </w:r>
+      <w:r>
+        <w:br/>
+        <w:t xml:space="preserve">CLI commands verify that the instance state is </w:t>
+      </w:r>
+      <w:r>
+        <w:rPr>
+          <w:b/>
+          <w:bCs/>
+        </w:rPr>
+        <w:t>running</w:t>
+      </w:r>
+      <w:r>
+        <w:t>, confirming that the AWS resources are correctly provisioned.</w:t>
+      </w:r>
+      <w:r>
+        <w:br/>
+      </w:r>
+      <w:r>
+        <w:br/>
+      </w:r>
+      <w:r>
+        <w:rPr>
           <w:noProof/>
         </w:rPr>
-        <w:lastRenderedPageBreak/>
         <w:drawing>
           <wp:inline distT="0" distB="0" distL="0" distR="0" wp14:anchorId="0CFEA9AF" wp14:editId="0FF37181">
             <wp:extent cx="5930900" cy="3543300"/>
@@ -351,6 +890,113 @@
         <w:br/>
       </w:r>
       <w:r>
+        <w:br/>
+      </w:r>
+      <w:r>
+        <w:br/>
+      </w:r>
+      <w:r>
+        <w:br/>
+      </w:r>
+      <w:r>
+        <w:br/>
+      </w:r>
+      <w:r>
+        <w:br/>
+      </w:r>
+      <w:r>
+        <w:br/>
+      </w:r>
+      <w:r>
+        <w:br/>
+      </w:r>
+      <w:r>
+        <w:br/>
+      </w:r>
+      <w:r>
+        <w:br/>
+      </w:r>
+      <w:r>
+        <w:br/>
+      </w:r>
+      <w:r>
+        <w:br/>
+      </w:r>
+      <w:r>
+        <w:br/>
+      </w:r>
+      <w:r>
+        <w:br/>
+      </w:r>
+      <w:r>
+        <w:br/>
+      </w:r>
+      <w:r>
+        <w:br/>
+      </w:r>
+      <w:r>
+        <w:br/>
+      </w:r>
+      <w:r>
+        <w:br/>
+      </w:r>
+      <w:r>
+        <w:br/>
+      </w:r>
+      <w:r>
+        <w:lastRenderedPageBreak/>
+        <w:br/>
+      </w:r>
+      <w:r>
+        <w:rPr>
+          <w:b/>
+          <w:bCs/>
+        </w:rPr>
+        <w:t>Stopping EC2 Instance via AWS CLI</w:t>
+      </w:r>
+      <w:r>
+        <w:br/>
+        <w:t xml:space="preserve">Shows the execution of </w:t>
+      </w:r>
+      <w:proofErr w:type="spellStart"/>
+      <w:r>
+        <w:t>aws</w:t>
+      </w:r>
+      <w:proofErr w:type="spellEnd"/>
+      <w:r>
+        <w:t xml:space="preserve"> ec2 stop-instances with the instance ID.</w:t>
+      </w:r>
+      <w:r>
+        <w:br/>
+        <w:t xml:space="preserve">The JSON output indicates the state change from </w:t>
+      </w:r>
+      <w:r>
+        <w:rPr>
+          <w:b/>
+          <w:bCs/>
+        </w:rPr>
+        <w:t>running</w:t>
+      </w:r>
+      <w:r>
+        <w:t xml:space="preserve"> to </w:t>
+      </w:r>
+      <w:r>
+        <w:rPr>
+          <w:b/>
+          <w:bCs/>
+        </w:rPr>
+        <w:t>stopping</w:t>
+      </w:r>
+      <w:r>
+        <w:t>, confirming a controlled shutdown.</w:t>
+      </w:r>
+      <w:r>
+        <w:br/>
+      </w:r>
+      <w:r>
+        <w:br/>
+      </w:r>
+      <w:r>
         <w:rPr>
           <w:noProof/>
         </w:rPr>
@@ -407,7 +1053,113 @@
         <w:br/>
       </w:r>
       <w:r>
+        <w:br/>
+      </w:r>
+      <w:r>
+        <w:br/>
+      </w:r>
+      <w:r>
+        <w:br/>
+      </w:r>
+      <w:r>
+        <w:br/>
+      </w:r>
+      <w:r>
+        <w:br/>
+      </w:r>
+      <w:r>
+        <w:br/>
+      </w:r>
+      <w:r>
+        <w:br/>
+      </w:r>
+      <w:r>
+        <w:br/>
+      </w:r>
+      <w:r>
+        <w:br/>
+      </w:r>
+      <w:r>
+        <w:br/>
+      </w:r>
+      <w:r>
+        <w:br/>
+      </w:r>
+      <w:r>
+        <w:br/>
+      </w:r>
+      <w:r>
+        <w:br/>
+      </w:r>
+      <w:r>
+        <w:br/>
+      </w:r>
+      <w:r>
+        <w:br/>
+      </w:r>
+      <w:r>
+        <w:br/>
+      </w:r>
+      <w:r>
+        <w:br/>
+      </w:r>
+      <w:r>
+        <w:br/>
+      </w:r>
+      <w:r>
+        <w:br/>
+      </w:r>
+      <w:r>
         <w:lastRenderedPageBreak/>
+        <w:br/>
+      </w:r>
+      <w:r>
+        <w:rPr>
+          <w:b/>
+          <w:bCs/>
+        </w:rPr>
+        <w:t>Restarting EC2 Instance via AWS CLI</w:t>
+      </w:r>
+      <w:r>
+        <w:br/>
+        <w:t xml:space="preserve">Illustrates the process of stopping and then restarting the EC2 instance using </w:t>
+      </w:r>
+      <w:proofErr w:type="spellStart"/>
+      <w:r>
+        <w:t>aws</w:t>
+      </w:r>
+      <w:proofErr w:type="spellEnd"/>
+      <w:r>
+        <w:t xml:space="preserve"> ec2 start-instances.</w:t>
+      </w:r>
+      <w:r>
+        <w:br/>
+        <w:t xml:space="preserve">The JSON output shows the transition from </w:t>
+      </w:r>
+      <w:r>
+        <w:rPr>
+          <w:b/>
+          <w:bCs/>
+        </w:rPr>
+        <w:t>stopped</w:t>
+      </w:r>
+      <w:r>
+        <w:t xml:space="preserve"> to </w:t>
+      </w:r>
+      <w:r>
+        <w:rPr>
+          <w:b/>
+          <w:bCs/>
+        </w:rPr>
+        <w:t>pending</w:t>
+      </w:r>
+      <w:r>
+        <w:t>, confirming the instance was successfully restarted.</w:t>
+      </w:r>
+      <w:r>
+        <w:br/>
+      </w:r>
+      <w:r>
         <w:br/>
       </w:r>
       <w:r>
@@ -1390,6 +2142,42 @@
       <w:spacing w:val="5"/>
     </w:rPr>
   </w:style>
+  <w:style w:type="paragraph" w:styleId="NormalWeb">
+    <w:name w:val="Normal (Web)"/>
+    <w:basedOn w:val="Normal"/>
+    <w:uiPriority w:val="99"/>
+    <w:semiHidden/>
+    <w:unhideWhenUsed/>
+    <w:rsid w:val="00D87C2E"/>
+    <w:rPr>
+      <w:rFonts w:ascii="Times New Roman" w:hAnsi="Times New Roman" w:cs="Times New Roman"/>
+      <w:sz w:val="24"/>
+      <w:szCs w:val="24"/>
+    </w:rPr>
+  </w:style>
+  <w:style w:type="character" w:styleId="Hyperlink">
+    <w:name w:val="Hyperlink"/>
+    <w:basedOn w:val="DefaultParagraphFont"/>
+    <w:uiPriority w:val="99"/>
+    <w:unhideWhenUsed/>
+    <w:rsid w:val="00D87C2E"/>
+    <w:rPr>
+      <w:color w:val="467886" w:themeColor="hyperlink"/>
+      <w:u w:val="single"/>
+    </w:rPr>
+  </w:style>
+  <w:style w:type="character" w:styleId="UnresolvedMention">
+    <w:name w:val="Unresolved Mention"/>
+    <w:basedOn w:val="DefaultParagraphFont"/>
+    <w:uiPriority w:val="99"/>
+    <w:semiHidden/>
+    <w:unhideWhenUsed/>
+    <w:rsid w:val="00D87C2E"/>
+    <w:rPr>
+      <w:color w:val="605E5C"/>
+      <w:shd w:val="clear" w:color="auto" w:fill="E1DFDD"/>
+    </w:rPr>
+  </w:style>
 </w:styles>
 </file>
 
